--- a/Student-Evaluation-Form.docx
+++ b/Student-Evaluation-Form.docx
@@ -8,6 +8,21 @@
         <w:jc w:val="center"/>
       </w:pPr>
       <w:r>
+        <w:rPr>
+          <w:color w:val="0B1A33"/>
+        </w:rPr>
+        <w:t>Ohio Division of EMS Website</w:t>
+      </w:r>
+    </w:p>
+    <w:p>
+      <w:pPr>
+        <w:jc w:val="center"/>
+      </w:pPr>
+      <w:r>
+        <w:rPr>
+          <w:color w:val="64748B"/>
+          <w:sz w:val="26"/>
+        </w:rPr>
         <w:t>Student Evaluation Form</w:t>
       </w:r>
     </w:p>
@@ -17,10 +32,10 @@
       </w:pPr>
       <w:r>
         <w:rPr>
-          <w:color w:val="666666"/>
-          <w:sz w:val="24"/>
+          <w:color w:val="64748B"/>
+          <w:sz w:val="20"/>
         </w:rPr>
-        <w:t>The Ohio Division of EMS Website — Presentation Evaluation</w:t>
+        <w:t>Prepared by Mileage Design | April 2026</w:t>
       </w:r>
     </w:p>
     <w:p/>
@@ -51,7 +66,7 @@
         <w:rPr>
           <w:b/>
         </w:rPr>
-        <w:t xml:space="preserve">Evaluator Name (optional): </w:t>
+        <w:t xml:space="preserve">Evaluator (optional): </w:t>
       </w:r>
       <w:r>
         <w:t>_________________________</w:t>
@@ -60,18 +75,7 @@
     <w:p/>
     <w:p>
       <w:r>
-        <w:rPr>
-          <w:b/>
-        </w:rPr>
-        <w:t xml:space="preserve">Instructions: </w:t>
-      </w:r>
-      <w:r>
-        <w:t>Please rate the following items on a scale of 1 to 5.</w:t>
-      </w:r>
-    </w:p>
-    <w:p>
-      <w:r>
-        <w:t>1 = Poor    2 = Below Average    3 = Average    4 = Above Average    5 = Excellent</w:t>
+        <w:t>Rate each item: 1 = Poor  |  2 = Below Avg  |  3 = Average  |  4 = Above Avg  |  5 = Excellent</w:t>
       </w:r>
     </w:p>
     <w:p/>
@@ -87,7 +91,6 @@
       <w:tblPr>
         <w:tblStyle w:val="LightGrid-Accent1"/>
         <w:tblW w:type="auto" w:w="0"/>
-        <w:jc w:val="left"/>
         <w:tblLook w:firstColumn="1" w:firstRow="1" w:lastColumn="0" w:lastRow="0" w:noHBand="0" w:noVBand="1" w:val="04A0"/>
       </w:tblPr>
       <w:tblGrid>
@@ -190,56 +193,31 @@
           <w:tcPr>
             <w:tcW w:type="dxa" w:w="1440"/>
           </w:tcPr>
-          <w:p>
-            <w:pPr>
-              <w:jc w:val="center"/>
-            </w:pPr>
-            <w:r/>
-          </w:p>
+          <w:p/>
         </w:tc>
         <w:tc>
           <w:tcPr>
             <w:tcW w:type="dxa" w:w="1440"/>
           </w:tcPr>
-          <w:p>
-            <w:pPr>
-              <w:jc w:val="center"/>
-            </w:pPr>
-            <w:r/>
-          </w:p>
+          <w:p/>
         </w:tc>
         <w:tc>
           <w:tcPr>
             <w:tcW w:type="dxa" w:w="1440"/>
           </w:tcPr>
-          <w:p>
-            <w:pPr>
-              <w:jc w:val="center"/>
-            </w:pPr>
-            <w:r/>
-          </w:p>
+          <w:p/>
         </w:tc>
         <w:tc>
           <w:tcPr>
             <w:tcW w:type="dxa" w:w="1440"/>
           </w:tcPr>
-          <w:p>
-            <w:pPr>
-              <w:jc w:val="center"/>
-            </w:pPr>
-            <w:r/>
-          </w:p>
+          <w:p/>
         </w:tc>
         <w:tc>
           <w:tcPr>
             <w:tcW w:type="dxa" w:w="1440"/>
           </w:tcPr>
-          <w:p>
-            <w:pPr>
-              <w:jc w:val="center"/>
-            </w:pPr>
-            <w:r/>
-          </w:p>
+          <w:p/>
         </w:tc>
       </w:tr>
       <w:tr>
@@ -257,56 +235,31 @@
           <w:tcPr>
             <w:tcW w:type="dxa" w:w="1440"/>
           </w:tcPr>
-          <w:p>
-            <w:pPr>
-              <w:jc w:val="center"/>
-            </w:pPr>
-            <w:r/>
-          </w:p>
+          <w:p/>
         </w:tc>
         <w:tc>
           <w:tcPr>
             <w:tcW w:type="dxa" w:w="1440"/>
           </w:tcPr>
-          <w:p>
-            <w:pPr>
-              <w:jc w:val="center"/>
-            </w:pPr>
-            <w:r/>
-          </w:p>
+          <w:p/>
         </w:tc>
         <w:tc>
           <w:tcPr>
             <w:tcW w:type="dxa" w:w="1440"/>
           </w:tcPr>
-          <w:p>
-            <w:pPr>
-              <w:jc w:val="center"/>
-            </w:pPr>
-            <w:r/>
-          </w:p>
+          <w:p/>
         </w:tc>
         <w:tc>
           <w:tcPr>
             <w:tcW w:type="dxa" w:w="1440"/>
           </w:tcPr>
-          <w:p>
-            <w:pPr>
-              <w:jc w:val="center"/>
-            </w:pPr>
-            <w:r/>
-          </w:p>
+          <w:p/>
         </w:tc>
         <w:tc>
           <w:tcPr>
             <w:tcW w:type="dxa" w:w="1440"/>
           </w:tcPr>
-          <w:p>
-            <w:pPr>
-              <w:jc w:val="center"/>
-            </w:pPr>
-            <w:r/>
-          </w:p>
+          <w:p/>
         </w:tc>
       </w:tr>
       <w:tr>
@@ -324,56 +277,31 @@
           <w:tcPr>
             <w:tcW w:type="dxa" w:w="1440"/>
           </w:tcPr>
-          <w:p>
-            <w:pPr>
-              <w:jc w:val="center"/>
-            </w:pPr>
-            <w:r/>
-          </w:p>
+          <w:p/>
         </w:tc>
         <w:tc>
           <w:tcPr>
             <w:tcW w:type="dxa" w:w="1440"/>
           </w:tcPr>
-          <w:p>
-            <w:pPr>
-              <w:jc w:val="center"/>
-            </w:pPr>
-            <w:r/>
-          </w:p>
+          <w:p/>
         </w:tc>
         <w:tc>
           <w:tcPr>
             <w:tcW w:type="dxa" w:w="1440"/>
           </w:tcPr>
-          <w:p>
-            <w:pPr>
-              <w:jc w:val="center"/>
-            </w:pPr>
-            <w:r/>
-          </w:p>
+          <w:p/>
         </w:tc>
         <w:tc>
           <w:tcPr>
             <w:tcW w:type="dxa" w:w="1440"/>
           </w:tcPr>
-          <w:p>
-            <w:pPr>
-              <w:jc w:val="center"/>
-            </w:pPr>
-            <w:r/>
-          </w:p>
+          <w:p/>
         </w:tc>
         <w:tc>
           <w:tcPr>
             <w:tcW w:type="dxa" w:w="1440"/>
           </w:tcPr>
-          <w:p>
-            <w:pPr>
-              <w:jc w:val="center"/>
-            </w:pPr>
-            <w:r/>
-          </w:p>
+          <w:p/>
         </w:tc>
       </w:tr>
       <w:tr>
@@ -383,7 +311,7 @@
           </w:tcPr>
           <w:p>
             <w:r>
-              <w:t>Sufficient detail was provided on the topic</w:t>
+              <w:t>Sufficient detail was provided</w:t>
             </w:r>
           </w:p>
         </w:tc>
@@ -391,56 +319,31 @@
           <w:tcPr>
             <w:tcW w:type="dxa" w:w="1440"/>
           </w:tcPr>
-          <w:p>
-            <w:pPr>
-              <w:jc w:val="center"/>
-            </w:pPr>
-            <w:r/>
-          </w:p>
+          <w:p/>
         </w:tc>
         <w:tc>
           <w:tcPr>
             <w:tcW w:type="dxa" w:w="1440"/>
           </w:tcPr>
-          <w:p>
-            <w:pPr>
-              <w:jc w:val="center"/>
-            </w:pPr>
-            <w:r/>
-          </w:p>
+          <w:p/>
         </w:tc>
         <w:tc>
           <w:tcPr>
             <w:tcW w:type="dxa" w:w="1440"/>
           </w:tcPr>
-          <w:p>
-            <w:pPr>
-              <w:jc w:val="center"/>
-            </w:pPr>
-            <w:r/>
-          </w:p>
+          <w:p/>
         </w:tc>
         <w:tc>
           <w:tcPr>
             <w:tcW w:type="dxa" w:w="1440"/>
           </w:tcPr>
-          <w:p>
-            <w:pPr>
-              <w:jc w:val="center"/>
-            </w:pPr>
-            <w:r/>
-          </w:p>
+          <w:p/>
         </w:tc>
         <w:tc>
           <w:tcPr>
             <w:tcW w:type="dxa" w:w="1440"/>
           </w:tcPr>
-          <w:p>
-            <w:pPr>
-              <w:jc w:val="center"/>
-            </w:pPr>
-            <w:r/>
-          </w:p>
+          <w:p/>
         </w:tc>
       </w:tr>
       <w:tr>
@@ -458,56 +361,31 @@
           <w:tcPr>
             <w:tcW w:type="dxa" w:w="1440"/>
           </w:tcPr>
-          <w:p>
-            <w:pPr>
-              <w:jc w:val="center"/>
-            </w:pPr>
-            <w:r/>
-          </w:p>
+          <w:p/>
         </w:tc>
         <w:tc>
           <w:tcPr>
             <w:tcW w:type="dxa" w:w="1440"/>
           </w:tcPr>
-          <w:p>
-            <w:pPr>
-              <w:jc w:val="center"/>
-            </w:pPr>
-            <w:r/>
-          </w:p>
+          <w:p/>
         </w:tc>
         <w:tc>
           <w:tcPr>
             <w:tcW w:type="dxa" w:w="1440"/>
           </w:tcPr>
-          <w:p>
-            <w:pPr>
-              <w:jc w:val="center"/>
-            </w:pPr>
-            <w:r/>
-          </w:p>
+          <w:p/>
         </w:tc>
         <w:tc>
           <w:tcPr>
             <w:tcW w:type="dxa" w:w="1440"/>
           </w:tcPr>
-          <w:p>
-            <w:pPr>
-              <w:jc w:val="center"/>
-            </w:pPr>
-            <w:r/>
-          </w:p>
+          <w:p/>
         </w:tc>
         <w:tc>
           <w:tcPr>
             <w:tcW w:type="dxa" w:w="1440"/>
           </w:tcPr>
-          <w:p>
-            <w:pPr>
-              <w:jc w:val="center"/>
-            </w:pPr>
-            <w:r/>
-          </w:p>
+          <w:p/>
         </w:tc>
       </w:tr>
     </w:tbl>
@@ -524,7 +402,6 @@
       <w:tblPr>
         <w:tblStyle w:val="LightGrid-Accent1"/>
         <w:tblW w:type="auto" w:w="0"/>
-        <w:jc w:val="left"/>
         <w:tblLook w:firstColumn="1" w:firstRow="1" w:lastColumn="0" w:lastRow="0" w:noHBand="0" w:noVBand="1" w:val="04A0"/>
       </w:tblPr>
       <w:tblGrid>
@@ -619,7 +496,7 @@
           </w:tcPr>
           <w:p>
             <w:r>
-              <w:t>Instructor spoke clearly and at an appropriate pace</w:t>
+              <w:t>Instructor spoke clearly and at appropriate pace</w:t>
             </w:r>
           </w:p>
         </w:tc>
@@ -627,56 +504,31 @@
           <w:tcPr>
             <w:tcW w:type="dxa" w:w="1440"/>
           </w:tcPr>
-          <w:p>
-            <w:pPr>
-              <w:jc w:val="center"/>
-            </w:pPr>
-            <w:r/>
-          </w:p>
+          <w:p/>
         </w:tc>
         <w:tc>
           <w:tcPr>
             <w:tcW w:type="dxa" w:w="1440"/>
           </w:tcPr>
-          <w:p>
-            <w:pPr>
-              <w:jc w:val="center"/>
-            </w:pPr>
-            <w:r/>
-          </w:p>
+          <w:p/>
         </w:tc>
         <w:tc>
           <w:tcPr>
             <w:tcW w:type="dxa" w:w="1440"/>
           </w:tcPr>
-          <w:p>
-            <w:pPr>
-              <w:jc w:val="center"/>
-            </w:pPr>
-            <w:r/>
-          </w:p>
+          <w:p/>
         </w:tc>
         <w:tc>
           <w:tcPr>
             <w:tcW w:type="dxa" w:w="1440"/>
           </w:tcPr>
-          <w:p>
-            <w:pPr>
-              <w:jc w:val="center"/>
-            </w:pPr>
-            <w:r/>
-          </w:p>
+          <w:p/>
         </w:tc>
         <w:tc>
           <w:tcPr>
             <w:tcW w:type="dxa" w:w="1440"/>
           </w:tcPr>
-          <w:p>
-            <w:pPr>
-              <w:jc w:val="center"/>
-            </w:pPr>
-            <w:r/>
-          </w:p>
+          <w:p/>
         </w:tc>
       </w:tr>
       <w:tr>
@@ -686,7 +538,7 @@
           </w:tcPr>
           <w:p>
             <w:r>
-              <w:t>Eye contact and engagement with the audience</w:t>
+              <w:t>Eye contact and engagement with audience</w:t>
             </w:r>
           </w:p>
         </w:tc>
@@ -694,56 +546,31 @@
           <w:tcPr>
             <w:tcW w:type="dxa" w:w="1440"/>
           </w:tcPr>
-          <w:p>
-            <w:pPr>
-              <w:jc w:val="center"/>
-            </w:pPr>
-            <w:r/>
-          </w:p>
+          <w:p/>
         </w:tc>
         <w:tc>
           <w:tcPr>
             <w:tcW w:type="dxa" w:w="1440"/>
           </w:tcPr>
-          <w:p>
-            <w:pPr>
-              <w:jc w:val="center"/>
-            </w:pPr>
-            <w:r/>
-          </w:p>
+          <w:p/>
         </w:tc>
         <w:tc>
           <w:tcPr>
             <w:tcW w:type="dxa" w:w="1440"/>
           </w:tcPr>
-          <w:p>
-            <w:pPr>
-              <w:jc w:val="center"/>
-            </w:pPr>
-            <w:r/>
-          </w:p>
+          <w:p/>
         </w:tc>
         <w:tc>
           <w:tcPr>
             <w:tcW w:type="dxa" w:w="1440"/>
           </w:tcPr>
-          <w:p>
-            <w:pPr>
-              <w:jc w:val="center"/>
-            </w:pPr>
-            <w:r/>
-          </w:p>
+          <w:p/>
         </w:tc>
         <w:tc>
           <w:tcPr>
             <w:tcW w:type="dxa" w:w="1440"/>
           </w:tcPr>
-          <w:p>
-            <w:pPr>
-              <w:jc w:val="center"/>
-            </w:pPr>
-            <w:r/>
-          </w:p>
+          <w:p/>
         </w:tc>
       </w:tr>
       <w:tr>
@@ -761,56 +588,31 @@
           <w:tcPr>
             <w:tcW w:type="dxa" w:w="1440"/>
           </w:tcPr>
-          <w:p>
-            <w:pPr>
-              <w:jc w:val="center"/>
-            </w:pPr>
-            <w:r/>
-          </w:p>
+          <w:p/>
         </w:tc>
         <w:tc>
           <w:tcPr>
             <w:tcW w:type="dxa" w:w="1440"/>
           </w:tcPr>
-          <w:p>
-            <w:pPr>
-              <w:jc w:val="center"/>
-            </w:pPr>
-            <w:r/>
-          </w:p>
+          <w:p/>
         </w:tc>
         <w:tc>
           <w:tcPr>
             <w:tcW w:type="dxa" w:w="1440"/>
           </w:tcPr>
-          <w:p>
-            <w:pPr>
-              <w:jc w:val="center"/>
-            </w:pPr>
-            <w:r/>
-          </w:p>
+          <w:p/>
         </w:tc>
         <w:tc>
           <w:tcPr>
             <w:tcW w:type="dxa" w:w="1440"/>
           </w:tcPr>
-          <w:p>
-            <w:pPr>
-              <w:jc w:val="center"/>
-            </w:pPr>
-            <w:r/>
-          </w:p>
+          <w:p/>
         </w:tc>
         <w:tc>
           <w:tcPr>
             <w:tcW w:type="dxa" w:w="1440"/>
           </w:tcPr>
-          <w:p>
-            <w:pPr>
-              <w:jc w:val="center"/>
-            </w:pPr>
-            <w:r/>
-          </w:p>
+          <w:p/>
         </w:tc>
       </w:tr>
       <w:tr>
@@ -820,7 +622,7 @@
           </w:tcPr>
           <w:p>
             <w:r>
-              <w:t>Instructor demonstrated knowledge of the subject</w:t>
+              <w:t>Instructor demonstrated knowledge of subject</w:t>
             </w:r>
           </w:p>
         </w:tc>
@@ -828,56 +630,31 @@
           <w:tcPr>
             <w:tcW w:type="dxa" w:w="1440"/>
           </w:tcPr>
-          <w:p>
-            <w:pPr>
-              <w:jc w:val="center"/>
-            </w:pPr>
-            <w:r/>
-          </w:p>
+          <w:p/>
         </w:tc>
         <w:tc>
           <w:tcPr>
             <w:tcW w:type="dxa" w:w="1440"/>
           </w:tcPr>
-          <w:p>
-            <w:pPr>
-              <w:jc w:val="center"/>
-            </w:pPr>
-            <w:r/>
-          </w:p>
+          <w:p/>
         </w:tc>
         <w:tc>
           <w:tcPr>
             <w:tcW w:type="dxa" w:w="1440"/>
           </w:tcPr>
-          <w:p>
-            <w:pPr>
-              <w:jc w:val="center"/>
-            </w:pPr>
-            <w:r/>
-          </w:p>
+          <w:p/>
         </w:tc>
         <w:tc>
           <w:tcPr>
             <w:tcW w:type="dxa" w:w="1440"/>
           </w:tcPr>
-          <w:p>
-            <w:pPr>
-              <w:jc w:val="center"/>
-            </w:pPr>
-            <w:r/>
-          </w:p>
+          <w:p/>
         </w:tc>
         <w:tc>
           <w:tcPr>
             <w:tcW w:type="dxa" w:w="1440"/>
           </w:tcPr>
-          <w:p>
-            <w:pPr>
-              <w:jc w:val="center"/>
-            </w:pPr>
-            <w:r/>
-          </w:p>
+          <w:p/>
         </w:tc>
       </w:tr>
       <w:tr>
@@ -895,56 +672,31 @@
           <w:tcPr>
             <w:tcW w:type="dxa" w:w="1440"/>
           </w:tcPr>
-          <w:p>
-            <w:pPr>
-              <w:jc w:val="center"/>
-            </w:pPr>
-            <w:r/>
-          </w:p>
+          <w:p/>
         </w:tc>
         <w:tc>
           <w:tcPr>
             <w:tcW w:type="dxa" w:w="1440"/>
           </w:tcPr>
-          <w:p>
-            <w:pPr>
-              <w:jc w:val="center"/>
-            </w:pPr>
-            <w:r/>
-          </w:p>
+          <w:p/>
         </w:tc>
         <w:tc>
           <w:tcPr>
             <w:tcW w:type="dxa" w:w="1440"/>
           </w:tcPr>
-          <w:p>
-            <w:pPr>
-              <w:jc w:val="center"/>
-            </w:pPr>
-            <w:r/>
-          </w:p>
+          <w:p/>
         </w:tc>
         <w:tc>
           <w:tcPr>
             <w:tcW w:type="dxa" w:w="1440"/>
           </w:tcPr>
-          <w:p>
-            <w:pPr>
-              <w:jc w:val="center"/>
-            </w:pPr>
-            <w:r/>
-          </w:p>
+          <w:p/>
         </w:tc>
         <w:tc>
           <w:tcPr>
             <w:tcW w:type="dxa" w:w="1440"/>
           </w:tcPr>
-          <w:p>
-            <w:pPr>
-              <w:jc w:val="center"/>
-            </w:pPr>
-            <w:r/>
-          </w:p>
+          <w:p/>
         </w:tc>
       </w:tr>
     </w:tbl>
@@ -961,7 +713,6 @@
       <w:tblPr>
         <w:tblStyle w:val="LightGrid-Accent1"/>
         <w:tblW w:type="auto" w:w="0"/>
-        <w:jc w:val="left"/>
         <w:tblLook w:firstColumn="1" w:firstRow="1" w:lastColumn="0" w:lastRow="0" w:noHBand="0" w:noVBand="1" w:val="04A0"/>
       </w:tblPr>
       <w:tblGrid>
@@ -1064,56 +815,31 @@
           <w:tcPr>
             <w:tcW w:type="dxa" w:w="1440"/>
           </w:tcPr>
-          <w:p>
-            <w:pPr>
-              <w:jc w:val="center"/>
-            </w:pPr>
-            <w:r/>
-          </w:p>
+          <w:p/>
         </w:tc>
         <w:tc>
           <w:tcPr>
             <w:tcW w:type="dxa" w:w="1440"/>
           </w:tcPr>
-          <w:p>
-            <w:pPr>
-              <w:jc w:val="center"/>
-            </w:pPr>
-            <w:r/>
-          </w:p>
+          <w:p/>
         </w:tc>
         <w:tc>
           <w:tcPr>
             <w:tcW w:type="dxa" w:w="1440"/>
           </w:tcPr>
-          <w:p>
-            <w:pPr>
-              <w:jc w:val="center"/>
-            </w:pPr>
-            <w:r/>
-          </w:p>
+          <w:p/>
         </w:tc>
         <w:tc>
           <w:tcPr>
             <w:tcW w:type="dxa" w:w="1440"/>
           </w:tcPr>
-          <w:p>
-            <w:pPr>
-              <w:jc w:val="center"/>
-            </w:pPr>
-            <w:r/>
-          </w:p>
+          <w:p/>
         </w:tc>
         <w:tc>
           <w:tcPr>
             <w:tcW w:type="dxa" w:w="1440"/>
           </w:tcPr>
-          <w:p>
-            <w:pPr>
-              <w:jc w:val="center"/>
-            </w:pPr>
-            <w:r/>
-          </w:p>
+          <w:p/>
         </w:tc>
       </w:tr>
       <w:tr>
@@ -1131,56 +857,31 @@
           <w:tcPr>
             <w:tcW w:type="dxa" w:w="1440"/>
           </w:tcPr>
-          <w:p>
-            <w:pPr>
-              <w:jc w:val="center"/>
-            </w:pPr>
-            <w:r/>
-          </w:p>
+          <w:p/>
         </w:tc>
         <w:tc>
           <w:tcPr>
             <w:tcW w:type="dxa" w:w="1440"/>
           </w:tcPr>
-          <w:p>
-            <w:pPr>
-              <w:jc w:val="center"/>
-            </w:pPr>
-            <w:r/>
-          </w:p>
+          <w:p/>
         </w:tc>
         <w:tc>
           <w:tcPr>
             <w:tcW w:type="dxa" w:w="1440"/>
           </w:tcPr>
-          <w:p>
-            <w:pPr>
-              <w:jc w:val="center"/>
-            </w:pPr>
-            <w:r/>
-          </w:p>
+          <w:p/>
         </w:tc>
         <w:tc>
           <w:tcPr>
             <w:tcW w:type="dxa" w:w="1440"/>
           </w:tcPr>
-          <w:p>
-            <w:pPr>
-              <w:jc w:val="center"/>
-            </w:pPr>
-            <w:r/>
-          </w:p>
+          <w:p/>
         </w:tc>
         <w:tc>
           <w:tcPr>
             <w:tcW w:type="dxa" w:w="1440"/>
           </w:tcPr>
-          <w:p>
-            <w:pPr>
-              <w:jc w:val="center"/>
-            </w:pPr>
-            <w:r/>
-          </w:p>
+          <w:p/>
         </w:tc>
       </w:tr>
       <w:tr>
@@ -1198,56 +899,31 @@
           <w:tcPr>
             <w:tcW w:type="dxa" w:w="1440"/>
           </w:tcPr>
-          <w:p>
-            <w:pPr>
-              <w:jc w:val="center"/>
-            </w:pPr>
-            <w:r/>
-          </w:p>
+          <w:p/>
         </w:tc>
         <w:tc>
           <w:tcPr>
             <w:tcW w:type="dxa" w:w="1440"/>
           </w:tcPr>
-          <w:p>
-            <w:pPr>
-              <w:jc w:val="center"/>
-            </w:pPr>
-            <w:r/>
-          </w:p>
+          <w:p/>
         </w:tc>
         <w:tc>
           <w:tcPr>
             <w:tcW w:type="dxa" w:w="1440"/>
           </w:tcPr>
-          <w:p>
-            <w:pPr>
-              <w:jc w:val="center"/>
-            </w:pPr>
-            <w:r/>
-          </w:p>
+          <w:p/>
         </w:tc>
         <w:tc>
           <w:tcPr>
             <w:tcW w:type="dxa" w:w="1440"/>
           </w:tcPr>
-          <w:p>
-            <w:pPr>
-              <w:jc w:val="center"/>
-            </w:pPr>
-            <w:r/>
-          </w:p>
+          <w:p/>
         </w:tc>
         <w:tc>
           <w:tcPr>
             <w:tcW w:type="dxa" w:w="1440"/>
           </w:tcPr>
-          <w:p>
-            <w:pPr>
-              <w:jc w:val="center"/>
-            </w:pPr>
-            <w:r/>
-          </w:p>
+          <w:p/>
         </w:tc>
       </w:tr>
       <w:tr>
@@ -1265,56 +941,31 @@
           <w:tcPr>
             <w:tcW w:type="dxa" w:w="1440"/>
           </w:tcPr>
-          <w:p>
-            <w:pPr>
-              <w:jc w:val="center"/>
-            </w:pPr>
-            <w:r/>
-          </w:p>
+          <w:p/>
         </w:tc>
         <w:tc>
           <w:tcPr>
             <w:tcW w:type="dxa" w:w="1440"/>
           </w:tcPr>
-          <w:p>
-            <w:pPr>
-              <w:jc w:val="center"/>
-            </w:pPr>
-            <w:r/>
-          </w:p>
+          <w:p/>
         </w:tc>
         <w:tc>
           <w:tcPr>
             <w:tcW w:type="dxa" w:w="1440"/>
           </w:tcPr>
-          <w:p>
-            <w:pPr>
-              <w:jc w:val="center"/>
-            </w:pPr>
-            <w:r/>
-          </w:p>
+          <w:p/>
         </w:tc>
         <w:tc>
           <w:tcPr>
             <w:tcW w:type="dxa" w:w="1440"/>
           </w:tcPr>
-          <w:p>
-            <w:pPr>
-              <w:jc w:val="center"/>
-            </w:pPr>
-            <w:r/>
-          </w:p>
+          <w:p/>
         </w:tc>
         <w:tc>
           <w:tcPr>
             <w:tcW w:type="dxa" w:w="1440"/>
           </w:tcPr>
-          <w:p>
-            <w:pPr>
-              <w:jc w:val="center"/>
-            </w:pPr>
-            <w:r/>
-          </w:p>
+          <w:p/>
         </w:tc>
       </w:tr>
     </w:tbl>
@@ -1332,12 +983,7 @@
         <w:rPr>
           <w:b/>
         </w:rPr>
-        <w:t>What was the most valuable thing you learned from this presentation?</w:t>
-      </w:r>
-    </w:p>
-    <w:p>
-      <w:r>
-        <w:t>______________________________________________________________________</w:t>
+        <w:t>What was the most valuable thing you learned?</w:t>
       </w:r>
     </w:p>
     <w:p>
@@ -1351,12 +997,7 @@
         <w:rPr>
           <w:b/>
         </w:rPr>
-        <w:t>What could the instructor improve for future presentations?</w:t>
-      </w:r>
-    </w:p>
-    <w:p>
-      <w:r>
-        <w:t>______________________________________________________________________</w:t>
+        <w:t>What could the instructor improve?</w:t>
       </w:r>
     </w:p>
     <w:p>
@@ -1370,12 +1011,7 @@
         <w:rPr>
           <w:b/>
         </w:rPr>
-        <w:t>Any additional comments or suggestions?</w:t>
-      </w:r>
-    </w:p>
-    <w:p>
-      <w:r>
-        <w:t>______________________________________________________________________</w:t>
+        <w:t>Additional comments or suggestions?</w:t>
       </w:r>
     </w:p>
     <w:p>
@@ -1391,10 +1027,10 @@
       </w:pPr>
       <w:r>
         <w:rPr>
-          <w:b/>
-          <w:sz w:val="28"/>
+          <w:color w:val="64748B"/>
+          <w:sz w:val="16"/>
         </w:rPr>
-        <w:t>Thank you for your feedback!</w:t>
+        <w:t>Confidential — Prepared by Mileage Design</w:t>
       </w:r>
     </w:p>
     <w:sectPr>
@@ -1771,7 +1407,8 @@
     <w:qFormat/>
     <w:rsid w:val="00FC693F"/>
     <w:rPr>
-      <w:rFonts w:ascii="Calibri" w:hAnsi="Calibri"/>
+      <w:rFonts w:ascii="Arial" w:hAnsi="Arial"/>
+      <w:color w:val="333333"/>
       <w:sz w:val="22"/>
     </w:rPr>
   </w:style>
